--- a/PUBLISHED/biol-8/ALL_FILES/module-08-cell-division-keys-to-success.docx
+++ b/PUBLISHED/biol-8/ALL_FILES/module-08-cell-division-keys-to-success.docx
@@ -4,7 +4,7 @@
   <w:body>
     <w:p>
       <w:r>
-        <w:t>Module 08: Cell Division — Mitosis &amp; Meiosis — Keys to Success</w:t>
+        <w:t>Module 08: Cell Division — Mitosis &amp; Meiosis (OpenStax Chapter 6) — Keys to Success</w:t>
       </w:r>
     </w:p>
     <w:p>

--- a/PUBLISHED/biol-8/ALL_FILES/module-08-cell-division-keys-to-success.docx
+++ b/PUBLISHED/biol-8/ALL_FILES/module-08-cell-division-keys-to-success.docx
@@ -3,58 +3,698 @@
 <w:document xmlns:wpc="http://schemas.microsoft.com/office/word/2010/wordprocessingCanvas" xmlns:mo="http://schemas.microsoft.com/office/mac/office/2008/main" xmlns:mc="http://schemas.openxmlformats.org/markup-compatibility/2006" xmlns:mv="urn:schemas-microsoft-com:mac:vml" xmlns:o="urn:schemas-microsoft-com:office:office" xmlns:r="http://schemas.openxmlformats.org/officeDocument/2006/relationships" xmlns:m="http://schemas.openxmlformats.org/officeDocument/2006/math" xmlns:v="urn:schemas-microsoft-com:vml" xmlns:wp14="http://schemas.microsoft.com/office/word/2010/wordprocessingDrawing" xmlns:wp="http://schemas.openxmlformats.org/drawingml/2006/wordprocessingDrawing" xmlns:w10="urn:schemas-microsoft-com:office:word" xmlns:w="http://schemas.openxmlformats.org/wordprocessingml/2006/main" xmlns:w14="http://schemas.microsoft.com/office/word/2010/wordml" xmlns:wpg="http://schemas.microsoft.com/office/word/2010/wordprocessingGroup" xmlns:wpi="http://schemas.microsoft.com/office/word/2010/wordprocessingInk" xmlns:wne="http://schemas.microsoft.com/office/word/2006/wordml" xmlns:wps="http://schemas.microsoft.com/office/word/2010/wordprocessingShape" mc:Ignorable="w14 wp14">
   <w:body>
     <w:p>
+      <w:pPr>
+        <w:pStyle w:val="Heading1"/>
+      </w:pPr>
       <w:r>
         <w:t>Module 08: Cell Division — Mitosis &amp; Meiosis (OpenStax Chapter 6) — Keys to Success</w:t>
       </w:r>
     </w:p>
     <w:p>
+      <w:pPr>
+        <w:pStyle w:val="Heading2"/>
+      </w:pPr>
       <w:r>
         <w:t>Key Learning Objectives</w:t>
       </w:r>
     </w:p>
     <w:p>
+      <w:pPr>
+        <w:pStyle w:val="Heading3"/>
+      </w:pPr>
       <w:r>
         <w:t>1. The Cell Cycle</w:t>
       </w:r>
     </w:p>
     <w:p>
       <w:r>
-        <w:t>Describe the stages of the cell cycle (G1, S, G2, M)  Explain what happens during interphase (growth, DNA replication, preparation)  Understand why cells need to divide (growth, repair, reproduction)  Compare cell division in different cell types   2. Chromosome Structure</w:t>
+        <w:t xml:space="preserve">• </w:t>
+      </w:r>
+      <w:r>
+        <w:t>Describe the stages of the cell cycle (G1, S, G2, M)</w:t>
       </w:r>
     </w:p>
     <w:p>
       <w:r>
-        <w:t>Define chromatin, chromosomes, and chromatids  Explain the structure of a duplicated chromosome (two sister chromatids joined at a centromere)  Distinguish between diploid (2n) and haploid (n) cells  Explain homologous chromosomes and how they differ from sister chromatids   3. Mitosis: Dividing for Growth and Repair</w:t>
+        <w:t xml:space="preserve">• </w:t>
+      </w:r>
+      <w:r>
+        <w:t>Explain what happens during interphase (growth, DNA replication, preparation)</w:t>
       </w:r>
     </w:p>
     <w:p>
       <w:r>
-        <w:t>Describe the events of each phase: prophase, metaphase, anaphase, telophase (PMAT)  Explain the role of the mitotic spindle in separating chromosomes  Describe cytokinesis in plant cells (cell plate) vs. animal cells (cleavage furrow)  State the result: 2 genetically identical diploid daughter cells  Explain the purpose of mitosis: growth, tissue repair, asexual reproduction   4. Meiosis I: Separating Homologous Chromosomes</w:t>
+        <w:t xml:space="preserve">• </w:t>
+      </w:r>
+      <w:r>
+        <w:t>Understand why cells need to divide (growth, repair, reproduction)</w:t>
       </w:r>
     </w:p>
     <w:p>
       <w:r>
-        <w:t>Explain why sexual reproduction requires meiosis  Describe prophase I, including synapsis, tetrad formation, and crossing over  Describe metaphase I (random alignment of homologs), anaphase I (homologs separate), telophase I  State the result of meiosis I: 2 haploid cells, each with one chromosome from each homologous pair   5. Meiosis II: Separating Sister Chromatids</w:t>
+        <w:t xml:space="preserve">• </w:t>
+      </w:r>
+      <w:r>
+        <w:t>Compare cell division in different cell types</w:t>
+      </w:r>
+    </w:p>
+    <w:p>
+      <w:pPr>
+        <w:pStyle w:val="Heading3"/>
+      </w:pPr>
+      <w:r>
+        <w:t>2. Chromosome Structure</w:t>
       </w:r>
     </w:p>
     <w:p>
       <w:r>
-        <w:t>Explain that meiosis II resembles mitosis but starts with haploid cells  Describe PMAT II stages  State the final result: 4 genetically unique haploid cells (gametes)   6. Mitosis vs. Meiosis — Key Comparisons</w:t>
+        <w:t xml:space="preserve">• </w:t>
+      </w:r>
+      <w:r>
+        <w:t>Define chromatin, chromosomes, and chromatids</w:t>
       </w:r>
     </w:p>
     <w:p>
       <w:r>
-        <w:t>Feature  Mitosis  Meiosis      Purpose  Growth &amp; repair  Gamete production    Number of divisions  1  2    Starting cell  Diploid (2n)  Diploid (2n)    Resulting cells  2 diploid (2n)  4 haploid (n)    Genetic outcome  Identical to parent  Genetically unique    Crossing over?  No  Yes (prophase I)    Where it occurs  Somatic cells  Gonads (ovaries, testes)     7. Sources of Genetic Variation</w:t>
+        <w:t xml:space="preserve">• </w:t>
+      </w:r>
+      <w:r>
+        <w:t>Explain the structure of a duplicated chromosome (two sister chromatids joined at a centromere)</w:t>
       </w:r>
     </w:p>
     <w:p>
       <w:r>
-        <w:t>Explain crossing over and when it occurs (prophase I)  Describe independent assortment (metaphase I) and calculate possible combinations (2ⁿ)  Understand how random fertilization further increases variation  Connect genetic variation to natural selection and evolution   8. Cell Cycle Regulation and Errors</w:t>
+        <w:t xml:space="preserve">• </w:t>
+      </w:r>
+      <w:r>
+        <w:t>Distinguish between diploid (2n) and haploid (n) cells</w:t>
       </w:r>
     </w:p>
     <w:p>
       <w:r>
-        <w:t>Describe the role of checkpoints in the cell cycle (G1, G2, M)  Explain how cyclins and CDKs control the cell cycle  Understand how uncontrolled cell division leads to cancer  Define nondisjunction and its consequences (e.g., Down syndrome, Turner syndrome)    Study Tips</w:t>
+        <w:t xml:space="preserve">• </w:t>
+      </w:r>
+      <w:r>
+        <w:t>Explain homologous chromosomes and how they differ from sister chromatids</w:t>
+      </w:r>
+    </w:p>
+    <w:p>
+      <w:pPr>
+        <w:pStyle w:val="Heading3"/>
+      </w:pPr>
+      <w:r>
+        <w:t>3. Mitosis: Dividing for Growth and Repair</w:t>
+      </w:r>
+    </w:p>
+    <w:p>
+      <w:r>
+        <w:t xml:space="preserve">• </w:t>
+      </w:r>
+      <w:r>
+        <w:t>Describe the events of each phase: prophase, metaphase, anaphase, telophase (PMAT)</w:t>
+      </w:r>
+    </w:p>
+    <w:p>
+      <w:r>
+        <w:t xml:space="preserve">• </w:t>
+      </w:r>
+      <w:r>
+        <w:t>Explain the role of the mitotic spindle in separating chromosomes</w:t>
+      </w:r>
+    </w:p>
+    <w:p>
+      <w:r>
+        <w:t xml:space="preserve">• </w:t>
+      </w:r>
+      <w:r>
+        <w:t>Describe cytokinesis in plant cells (cell plate) vs. animal cells (cleavage furrow)</w:t>
+      </w:r>
+    </w:p>
+    <w:p>
+      <w:r>
+        <w:t xml:space="preserve">• </w:t>
+      </w:r>
+      <w:r>
+        <w:t xml:space="preserve">State the result: </w:t>
+      </w:r>
+      <w:r>
+        <w:rPr>
+          <w:b/>
+        </w:rPr>
+        <w:t>2 genetically identical diploid daughter cells</w:t>
+      </w:r>
+    </w:p>
+    <w:p>
+      <w:r>
+        <w:t xml:space="preserve">• </w:t>
+      </w:r>
+      <w:r>
+        <w:t>Explain the purpose of mitosis: growth, tissue repair, asexual reproduction</w:t>
+      </w:r>
+    </w:p>
+    <w:p>
+      <w:pPr>
+        <w:pStyle w:val="Heading3"/>
+      </w:pPr>
+      <w:r>
+        <w:t>4. Meiosis I: Separating Homologous Chromosomes</w:t>
+      </w:r>
+    </w:p>
+    <w:p>
+      <w:r>
+        <w:t xml:space="preserve">• </w:t>
+      </w:r>
+      <w:r>
+        <w:t>Explain why sexual reproduction requires meiosis</w:t>
+      </w:r>
+    </w:p>
+    <w:p>
+      <w:r>
+        <w:t xml:space="preserve">• </w:t>
+      </w:r>
+      <w:r>
+        <w:t>Describe prophase I, including synapsis, tetrad formation, and crossing over</w:t>
+      </w:r>
+    </w:p>
+    <w:p>
+      <w:r>
+        <w:t xml:space="preserve">• </w:t>
+      </w:r>
+      <w:r>
+        <w:t>Describe metaphase I (random alignment of homologs), anaphase I (homologs separate), telophase I</w:t>
+      </w:r>
+    </w:p>
+    <w:p>
+      <w:r>
+        <w:t xml:space="preserve">• </w:t>
+      </w:r>
+      <w:r>
+        <w:t xml:space="preserve">State the result of meiosis I: </w:t>
+      </w:r>
+      <w:r>
+        <w:rPr>
+          <w:b/>
+        </w:rPr>
+        <w:t>2 haploid cells, each with one chromosome from each homologous pair</w:t>
+      </w:r>
+    </w:p>
+    <w:p>
+      <w:pPr>
+        <w:pStyle w:val="Heading3"/>
+      </w:pPr>
+      <w:r>
+        <w:t>5. Meiosis II: Separating Sister Chromatids</w:t>
+      </w:r>
+    </w:p>
+    <w:p>
+      <w:r>
+        <w:t xml:space="preserve">• </w:t>
+      </w:r>
+      <w:r>
+        <w:t>Explain that meiosis II resembles mitosis but starts with haploid cells</w:t>
+      </w:r>
+    </w:p>
+    <w:p>
+      <w:r>
+        <w:t xml:space="preserve">• </w:t>
+      </w:r>
+      <w:r>
+        <w:t>Describe PMAT II stages</w:t>
+      </w:r>
+    </w:p>
+    <w:p>
+      <w:r>
+        <w:t xml:space="preserve">• </w:t>
+      </w:r>
+      <w:r>
+        <w:t xml:space="preserve">State the final result: </w:t>
+      </w:r>
+      <w:r>
+        <w:rPr>
+          <w:b/>
+        </w:rPr>
+        <w:t>4 genetically unique haploid cells (gametes)</w:t>
+      </w:r>
+    </w:p>
+    <w:p>
+      <w:pPr>
+        <w:pStyle w:val="Heading3"/>
+      </w:pPr>
+      <w:r>
+        <w:t>6. Mitosis vs. Meiosis — Key Comparisons</w:t>
+      </w:r>
+    </w:p>
+    <w:tbl>
+      <w:tblPr>
+        <w:tblW w:type="auto" w:w="0"/>
+        <w:tblLook w:firstColumn="1" w:firstRow="1" w:lastColumn="0" w:lastRow="0" w:noHBand="0" w:noVBand="1" w:val="04A0"/>
+      </w:tblPr>
+      <w:tblGrid>
+        <w:gridCol w:w="2880"/>
+        <w:gridCol w:w="2880"/>
+        <w:gridCol w:w="2880"/>
+      </w:tblGrid>
+      <w:tr>
+        <w:tc>
+          <w:tcPr>
+            <w:tcW w:type="dxa" w:w="2880"/>
+          </w:tcPr>
+          <w:p>
+            <w:r>
+              <w:t>Feature</w:t>
+            </w:r>
+          </w:p>
+        </w:tc>
+        <w:tc>
+          <w:tcPr>
+            <w:tcW w:type="dxa" w:w="2880"/>
+          </w:tcPr>
+          <w:p>
+            <w:r>
+              <w:t>Mitosis</w:t>
+            </w:r>
+          </w:p>
+        </w:tc>
+        <w:tc>
+          <w:tcPr>
+            <w:tcW w:type="dxa" w:w="2880"/>
+          </w:tcPr>
+          <w:p>
+            <w:r>
+              <w:t>Meiosis</w:t>
+            </w:r>
+          </w:p>
+        </w:tc>
+      </w:tr>
+      <w:tr>
+        <w:tc>
+          <w:tcPr>
+            <w:tcW w:type="dxa" w:w="2880"/>
+          </w:tcPr>
+          <w:p>
+            <w:r>
+              <w:t>Purpose</w:t>
+            </w:r>
+          </w:p>
+        </w:tc>
+        <w:tc>
+          <w:tcPr>
+            <w:tcW w:type="dxa" w:w="2880"/>
+          </w:tcPr>
+          <w:p>
+            <w:r>
+              <w:t>Growth &amp; repair</w:t>
+            </w:r>
+          </w:p>
+        </w:tc>
+        <w:tc>
+          <w:tcPr>
+            <w:tcW w:type="dxa" w:w="2880"/>
+          </w:tcPr>
+          <w:p>
+            <w:r>
+              <w:t>Gamete production</w:t>
+            </w:r>
+          </w:p>
+        </w:tc>
+      </w:tr>
+      <w:tr>
+        <w:tc>
+          <w:tcPr>
+            <w:tcW w:type="dxa" w:w="2880"/>
+          </w:tcPr>
+          <w:p>
+            <w:r>
+              <w:t>Number of divisions</w:t>
+            </w:r>
+          </w:p>
+        </w:tc>
+        <w:tc>
+          <w:tcPr>
+            <w:tcW w:type="dxa" w:w="2880"/>
+          </w:tcPr>
+          <w:p>
+            <w:r>
+              <w:t>1</w:t>
+            </w:r>
+          </w:p>
+        </w:tc>
+        <w:tc>
+          <w:tcPr>
+            <w:tcW w:type="dxa" w:w="2880"/>
+          </w:tcPr>
+          <w:p>
+            <w:r>
+              <w:t>2</w:t>
+            </w:r>
+          </w:p>
+        </w:tc>
+      </w:tr>
+      <w:tr>
+        <w:tc>
+          <w:tcPr>
+            <w:tcW w:type="dxa" w:w="2880"/>
+          </w:tcPr>
+          <w:p>
+            <w:r>
+              <w:t>Starting cell</w:t>
+            </w:r>
+          </w:p>
+        </w:tc>
+        <w:tc>
+          <w:tcPr>
+            <w:tcW w:type="dxa" w:w="2880"/>
+          </w:tcPr>
+          <w:p>
+            <w:r>
+              <w:t>Diploid (2n)</w:t>
+            </w:r>
+          </w:p>
+        </w:tc>
+        <w:tc>
+          <w:tcPr>
+            <w:tcW w:type="dxa" w:w="2880"/>
+          </w:tcPr>
+          <w:p>
+            <w:r>
+              <w:t>Diploid (2n)</w:t>
+            </w:r>
+          </w:p>
+        </w:tc>
+      </w:tr>
+      <w:tr>
+        <w:tc>
+          <w:tcPr>
+            <w:tcW w:type="dxa" w:w="2880"/>
+          </w:tcPr>
+          <w:p>
+            <w:r>
+              <w:t>Resulting cells</w:t>
+            </w:r>
+          </w:p>
+        </w:tc>
+        <w:tc>
+          <w:tcPr>
+            <w:tcW w:type="dxa" w:w="2880"/>
+          </w:tcPr>
+          <w:p>
+            <w:r>
+              <w:t>2 diploid (2n)</w:t>
+            </w:r>
+          </w:p>
+        </w:tc>
+        <w:tc>
+          <w:tcPr>
+            <w:tcW w:type="dxa" w:w="2880"/>
+          </w:tcPr>
+          <w:p>
+            <w:r>
+              <w:t>4 haploid (n)</w:t>
+            </w:r>
+          </w:p>
+        </w:tc>
+      </w:tr>
+      <w:tr>
+        <w:tc>
+          <w:tcPr>
+            <w:tcW w:type="dxa" w:w="2880"/>
+          </w:tcPr>
+          <w:p>
+            <w:r>
+              <w:t>Genetic outcome</w:t>
+            </w:r>
+          </w:p>
+        </w:tc>
+        <w:tc>
+          <w:tcPr>
+            <w:tcW w:type="dxa" w:w="2880"/>
+          </w:tcPr>
+          <w:p>
+            <w:r>
+              <w:t>Identical to parent</w:t>
+            </w:r>
+          </w:p>
+        </w:tc>
+        <w:tc>
+          <w:tcPr>
+            <w:tcW w:type="dxa" w:w="2880"/>
+          </w:tcPr>
+          <w:p>
+            <w:r>
+              <w:t>Genetically unique</w:t>
+            </w:r>
+          </w:p>
+        </w:tc>
+      </w:tr>
+      <w:tr>
+        <w:tc>
+          <w:tcPr>
+            <w:tcW w:type="dxa" w:w="2880"/>
+          </w:tcPr>
+          <w:p>
+            <w:r>
+              <w:t>Crossing over?</w:t>
+            </w:r>
+          </w:p>
+        </w:tc>
+        <w:tc>
+          <w:tcPr>
+            <w:tcW w:type="dxa" w:w="2880"/>
+          </w:tcPr>
+          <w:p>
+            <w:r>
+              <w:t>No</w:t>
+            </w:r>
+          </w:p>
+        </w:tc>
+        <w:tc>
+          <w:tcPr>
+            <w:tcW w:type="dxa" w:w="2880"/>
+          </w:tcPr>
+          <w:p>
+            <w:r>
+              <w:t>Yes (prophase I)</w:t>
+            </w:r>
+          </w:p>
+        </w:tc>
+      </w:tr>
+      <w:tr>
+        <w:tc>
+          <w:tcPr>
+            <w:tcW w:type="dxa" w:w="2880"/>
+          </w:tcPr>
+          <w:p>
+            <w:r>
+              <w:t>Where it occurs</w:t>
+            </w:r>
+          </w:p>
+        </w:tc>
+        <w:tc>
+          <w:tcPr>
+            <w:tcW w:type="dxa" w:w="2880"/>
+          </w:tcPr>
+          <w:p>
+            <w:r>
+              <w:t>Somatic cells</w:t>
+            </w:r>
+          </w:p>
+        </w:tc>
+        <w:tc>
+          <w:tcPr>
+            <w:tcW w:type="dxa" w:w="2880"/>
+          </w:tcPr>
+          <w:p>
+            <w:r>
+              <w:t>Gonads (ovaries, testes)</w:t>
+            </w:r>
+          </w:p>
+        </w:tc>
+      </w:tr>
+    </w:tbl>
+    <w:p>
+      <w:pPr>
+        <w:pStyle w:val="Heading3"/>
+      </w:pPr>
+      <w:r>
+        <w:t>7. Sources of Genetic Variation</w:t>
+      </w:r>
+    </w:p>
+    <w:p>
+      <w:r>
+        <w:t xml:space="preserve">• </w:t>
+      </w:r>
+      <w:r>
+        <w:t>Explain crossing over and when it occurs (prophase I)</w:t>
+      </w:r>
+    </w:p>
+    <w:p>
+      <w:r>
+        <w:t xml:space="preserve">• </w:t>
+      </w:r>
+      <w:r>
+        <w:t>Describe independent assortment (metaphase I) and calculate possible combinations (2ⁿ)</w:t>
+      </w:r>
+    </w:p>
+    <w:p>
+      <w:r>
+        <w:t xml:space="preserve">• </w:t>
+      </w:r>
+      <w:r>
+        <w:t>Understand how random fertilization further increases variation</w:t>
+      </w:r>
+    </w:p>
+    <w:p>
+      <w:r>
+        <w:t xml:space="preserve">• </w:t>
+      </w:r>
+      <w:r>
+        <w:t>Connect genetic variation to natural selection and evolution</w:t>
+      </w:r>
+    </w:p>
+    <w:p>
+      <w:pPr>
+        <w:pStyle w:val="Heading3"/>
+      </w:pPr>
+      <w:r>
+        <w:t>8. Cell Cycle Regulation and Errors</w:t>
+      </w:r>
+    </w:p>
+    <w:p>
+      <w:r>
+        <w:t xml:space="preserve">• </w:t>
+      </w:r>
+      <w:r>
+        <w:t>Describe the role of checkpoints in the cell cycle (G1, G2, M)</w:t>
+      </w:r>
+    </w:p>
+    <w:p>
+      <w:r>
+        <w:t xml:space="preserve">• </w:t>
+      </w:r>
+      <w:r>
+        <w:t>Explain how cyclins and CDKs control the cell cycle</w:t>
+      </w:r>
+    </w:p>
+    <w:p>
+      <w:r>
+        <w:t xml:space="preserve">• </w:t>
+      </w:r>
+      <w:r>
+        <w:t>Understand how uncontrolled cell division leads to cancer</w:t>
+      </w:r>
+    </w:p>
+    <w:p>
+      <w:r>
+        <w:t xml:space="preserve">• </w:t>
+      </w:r>
+      <w:r>
+        <w:t>Define nondisjunction and its consequences (e.g., Down syndrome, Turner syndrome)</w:t>
+      </w:r>
+    </w:p>
+    <w:p>
+      <w:pPr>
+        <w:pStyle w:val="Heading2"/>
+      </w:pPr>
+      <w:r>
+        <w:t>Study Tips</w:t>
+      </w:r>
+    </w:p>
+    <w:p>
+      <w:r>
+        <w:t xml:space="preserve">1. </w:t>
+      </w:r>
+      <w:r>
+        <w:rPr>
+          <w:b/>
+        </w:rPr>
+        <w:t>Use the mnemonic PMAT</w:t>
+      </w:r>
+      <w:r>
+        <w:t xml:space="preserve"> to remember mitosis phases (Prophase, Metaphase, Anaphase, Telophase)</w:t>
+      </w:r>
+    </w:p>
+    <w:p>
+      <w:r>
+        <w:t xml:space="preserve">2. </w:t>
+      </w:r>
+      <w:r>
+        <w:rPr>
+          <w:b/>
+        </w:rPr>
+        <w:t>Create side-by-side comparison charts</w:t>
+      </w:r>
+      <w:r>
+        <w:t xml:space="preserve"> of mitosis and meiosis</w:t>
+      </w:r>
+    </w:p>
+    <w:p>
+      <w:r>
+        <w:t xml:space="preserve">3. </w:t>
+      </w:r>
+      <w:r>
+        <w:rPr>
+          <w:b/>
+        </w:rPr>
+        <w:t>Draw and label each stage</w:t>
+      </w:r>
+      <w:r>
+        <w:t xml:space="preserve"> — for both mitosis and meiosis I/II</w:t>
+      </w:r>
+    </w:p>
+    <w:p>
+      <w:r>
+        <w:t xml:space="preserve">4. </w:t>
+      </w:r>
+      <w:r>
+        <w:rPr>
+          <w:b/>
+        </w:rPr>
+        <w:t>Use colored pencils</w:t>
+      </w:r>
+      <w:r>
+        <w:t xml:space="preserve"> to track individual chromosomes and alleles through division</w:t>
+      </w:r>
+    </w:p>
+    <w:p>
+      <w:r>
+        <w:t xml:space="preserve">5. </w:t>
+      </w:r>
+      <w:r>
+        <w:rPr>
+          <w:b/>
+        </w:rPr>
+        <w:t>Practice calculating</w:t>
+      </w:r>
+      <w:r>
+        <w:t xml:space="preserve"> 2ⁿ combinations for independent assortment</w:t>
+      </w:r>
+    </w:p>
+    <w:p>
+      <w:r>
+        <w:t xml:space="preserve">6. </w:t>
+      </w:r>
+      <w:r>
+        <w:rPr>
+          <w:b/>
+        </w:rPr>
+        <w:t>Watch animations</w:t>
+      </w:r>
+      <w:r>
+        <w:t xml:space="preserve"> of cell division to see the dynamic movements of chromosomes</w:t>
+      </w:r>
+    </w:p>
+    <w:p>
+      <w:r>
+        <w:t xml:space="preserve">7. </w:t>
+      </w:r>
+      <w:r>
+        <w:rPr>
+          <w:b/>
+        </w:rPr>
+        <w:t>Trace alleles</w:t>
+      </w:r>
+      <w:r>
+        <w:t xml:space="preserve"> through an entire meiosis to see how genetic diversity arises</w:t>
       </w:r>
     </w:p>
     <w:sectPr>
